--- a/templates/reference.docx
+++ b/templates/reference.docx
@@ -609,6 +609,15 @@
   <w:style w:type="paragraph" w:default="1" w:styleId="Normal">
     <w:name w:val="Normal"/>
     <w:qFormat/>
+    <w:pPr>
+      <w:widowControl w:val="0"/>
+      <w:spacing w:line="360" w:line-rule="auto"/>
+    </w:pPr>
+    <w:rPr>
+      <w:rFonts w:ascii="宋体" w:eastAsia="宋体" w:hAnsi="Times New Roman" w:cs="Times New Roman"/>
+      <w:sz w:val="24"/>
+      <w:szCs w:val="24"/>
+    </w:rPr>
   </w:style>
   <w:style w:type="paragraph" w:styleId="BodyText">
     <w:name w:val="Body Text"/>
@@ -1244,6 +1253,95 @@
       <w:color w:val="365F91" w:themeColor="accent1" w:themeShade="BF"/>
     </w:rPr>
   </w:style>
+  <!-- 标题1：三号黑体 -->
+  <w:style w:type="paragraph" w:styleId="Heading1">
+    <w:name w:val="heading 1"/>
+    <w:basedOn w:val="Normal"/>
+    <w:next w:val="Normal"/>
+    <w:link w:val="Heading1Char"/>
+    <w:uiPriority w:val="9"/>
+    <w:qFormat/>
+    <w:pPr>
+      <w:keepNext/>
+      <w:keepLines/>
+      <w:spacing w:before="340" w:after="330" w:line="578" w:line-rule="auto"/>
+      <w:outlineLvl w:val="0"/>
+    </w:pPr>
+    <w:rPr>
+      <w:rFonts w:ascii="黑体" w:eastAsia="黑体" w:hAnsi="黑体"/>
+      <w:b/>
+      <w:bCs/>
+      <w:sz w:val="32"/>
+      <w:szCs w:val="32"/>
+    </w:rPr>
+  </w:style>
+  <!-- 标题2：四号黑体 -->
+  <w:style w:type="paragraph" w:styleId="Heading2">
+    <w:name w:val="heading 2"/>
+    <w:basedOn w:val="Normal"/>
+    <w:next w:val="Normal"/>
+    <w:link w:val="Heading2Char"/>
+    <w:uiPriority w:val="9"/>
+    <w:qFormat/>
+    <w:pPr>
+      <w:keepNext/>
+      <w:keepLines/>
+      <w:spacing w:before="260" w:after="260" w:line="416" w:line-rule="auto"/>
+      <w:outlineLvl w:val="1"/>
+    </w:pPr>
+    <w:rPr>
+      <w:rFonts w:ascii="黑体" w:eastAsia="黑体" w:hAnsi="黑体"/>
+      <w:b/>
+      <w:bCs/>
+      <w:sz w:val="28"/>
+      <w:szCs w:val="28"/>
+    </w:rPr>
+  </w:style>
+  <!-- 标题3：小四号黑体 -->
+  <w:style w:type="paragraph" w:styleId="Heading3">
+    <w:name w:val="heading 3"/>
+    <w:basedOn w:val="Normal"/>
+    <w:next w:val="Normal"/>
+    <w:link w:val="Heading3Char"/>
+    <w:uiPriority w:val="9"/>
+    <w:qFormat/>
+    <w:pPr>
+      <w:keepNext/>
+      <w:keepLines/>
+      <w:spacing w:before="220" w:after="220" w:line="360" w:line-rule="auto"/>
+      <w:outlineLvl w:val="2"/>
+    </w:pPr>
+    <w:rPr>
+      <w:rFonts w:ascii="黑体" w:eastAsia="黑体" w:hAnsi="黑体"/>
+      <w:b/>
+      <w:bCs/>
+      <w:sz w:val="24"/>
+      <w:szCs w:val="24"/>
+    </w:rPr>
+  </w:style>
+  <!-- 标题4：小四号楷体 -->
+  <w:style w:type="paragraph" w:styleId="Heading4">
+    <w:name w:val="heading 4"/>
+    <w:basedOn w:val="Normal"/>
+    <w:next w:val="Normal"/>
+    <w:link w:val="Heading4Char"/>
+    <w:uiPriority w:val="9"/>
+    <w:qFormat/>
+    <w:pPr>
+      <w:keepNext/>
+      <w:keepLines/>
+      <w:spacing w:before="200" w:after="200" w:line="360" w:line-rule="auto"/>
+      <w:outlineLvl w:val="3"/>
+    </w:pPr>
+    <w:rPr>
+      <w:rFonts w:ascii="楷体" w:eastAsia="楷体" w:hAnsi="楷体"/>
+      <w:b/>
+      <w:bCs/>
+      <w:sz w:val="24"/>
+      <w:szCs w:val="24"/>
+    </w:rPr>
+  </w:style>
+  <!-- 列表段落样式 -->
   <w:style w:type="paragraph" w:styleId="ListParagraph">
     <w:name w:val="List Paragraph"/>
     <w:basedOn w:val="Normal"/>

--- a/templates/reference.docx
+++ b/templates/reference.docx
@@ -614,7 +614,9 @@
       <w:spacing w:line="360" w:line-rule="auto"/>
     </w:pPr>
     <w:rPr>
-      <w:rFonts w:ascii="宋体" w:eastAsia="宋体" w:hAnsi="Times New Roman" w:cs="Times New Roman"/>
+      <w:rFonts w:ascii="Times New Roman" w:eastAsia="宋体" w:hAnsi="Times New Roman" w:cs="Times New Roman">
+        <w:altName w:val="Noto Serif CJK SC"/>
+      </w:rFonts>
       <w:sz w:val="24"/>
       <w:szCs w:val="24"/>
     </w:rPr>
@@ -1253,7 +1255,7 @@
       <w:color w:val="365F91" w:themeColor="accent1" w:themeShade="BF"/>
     </w:rPr>
   </w:style>
-  <!-- 标题1：三号黑体 -->
+  <!-- 标题1：三号黑体，回退到思源黑体 -->
   <w:style w:type="paragraph" w:styleId="Heading1">
     <w:name w:val="heading 1"/>
     <w:basedOn w:val="Normal"/>
@@ -1268,14 +1270,16 @@
       <w:outlineLvl w:val="0"/>
     </w:pPr>
     <w:rPr>
-      <w:rFonts w:ascii="黑体" w:eastAsia="黑体" w:hAnsi="黑体"/>
+      <w:rFonts w:ascii="黑体" w:eastAsia="黑体" w:hAnsi="黑体">
+        <w:altName w:val="Noto Sans CJK SC"/>
+      </w:rFonts>
       <w:b/>
       <w:bCs/>
       <w:sz w:val="32"/>
       <w:szCs w:val="32"/>
     </w:rPr>
   </w:style>
-  <!-- 标题2：四号黑体 -->
+  <!-- 标题2：四号黑体，回退到思源黑体 -->
   <w:style w:type="paragraph" w:styleId="Heading2">
     <w:name w:val="heading 2"/>
     <w:basedOn w:val="Normal"/>
@@ -1290,14 +1294,16 @@
       <w:outlineLvl w:val="1"/>
     </w:pPr>
     <w:rPr>
-      <w:rFonts w:ascii="黑体" w:eastAsia="黑体" w:hAnsi="黑体"/>
+      <w:rFonts w:ascii="黑体" w:eastAsia="黑体" w:hAnsi="黑体">
+        <w:altName w:val="Noto Sans CJK SC"/>
+      </w:rFonts>
       <w:b/>
       <w:bCs/>
       <w:sz w:val="28"/>
       <w:szCs w:val="28"/>
     </w:rPr>
   </w:style>
-  <!-- 标题3：小四号黑体 -->
+  <!-- 标题3：小四号黑体，回退到思源黑体 -->
   <w:style w:type="paragraph" w:styleId="Heading3">
     <w:name w:val="heading 3"/>
     <w:basedOn w:val="Normal"/>
@@ -1312,14 +1318,16 @@
       <w:outlineLvl w:val="2"/>
     </w:pPr>
     <w:rPr>
-      <w:rFonts w:ascii="黑体" w:eastAsia="黑体" w:hAnsi="黑体"/>
+      <w:rFonts w:ascii="黑体" w:eastAsia="黑体" w:hAnsi="黑体">
+        <w:altName w:val="Noto Sans CJK SC"/>
+      </w:rFonts>
       <w:b/>
       <w:bCs/>
       <w:sz w:val="24"/>
       <w:szCs w:val="24"/>
     </w:rPr>
   </w:style>
-  <!-- 标题4：小四号楷体 -->
+  <!-- 标题4：小四号楷体，回退到思源黑体（Linux 通常没有楷体） -->
   <w:style w:type="paragraph" w:styleId="Heading4">
     <w:name w:val="heading 4"/>
     <w:basedOn w:val="Normal"/>
@@ -1334,7 +1342,9 @@
       <w:outlineLvl w:val="3"/>
     </w:pPr>
     <w:rPr>
-      <w:rFonts w:ascii="楷体" w:eastAsia="楷体" w:hAnsi="楷体"/>
+      <w:rFonts w:ascii="楷体" w:eastAsia="楷体" w:hAnsi="楷体">
+        <w:altName w:val="Noto Sans CJK SC"/>
+      </w:rFonts>
       <w:b/>
       <w:bCs/>
       <w:sz w:val="24"/>

--- a/templates/reference.docx
+++ b/templates/reference.docx
@@ -614,9 +614,7 @@
       <w:spacing w:line="360" w:line-rule="auto"/>
     </w:pPr>
     <w:rPr>
-      <w:rFonts w:ascii="Times New Roman" w:eastAsia="宋体" w:hAnsi="Times New Roman" w:cs="Times New Roman">
-        <w:altName w:val="Noto Serif CJK SC"/>
-      </w:rFonts>
+      <w:rFonts w:ascii="Times New Roman" w:eastAsia="宋体" w:hAnsi="Times New Roman" w:cs="Times New Roman"/>
       <w:sz w:val="24"/>
       <w:szCs w:val="24"/>
     </w:rPr>
@@ -1270,9 +1268,7 @@
       <w:outlineLvl w:val="0"/>
     </w:pPr>
     <w:rPr>
-      <w:rFonts w:ascii="黑体" w:eastAsia="黑体" w:hAnsi="黑体">
-        <w:altName w:val="Noto Sans CJK SC"/>
-      </w:rFonts>
+      <w:rFonts w:ascii="黑体" w:eastAsia="黑体" w:hAnsi="黑体"/>
       <w:b/>
       <w:bCs/>
       <w:sz w:val="32"/>
@@ -1294,9 +1290,7 @@
       <w:outlineLvl w:val="1"/>
     </w:pPr>
     <w:rPr>
-      <w:rFonts w:ascii="黑体" w:eastAsia="黑体" w:hAnsi="黑体">
-        <w:altName w:val="Noto Sans CJK SC"/>
-      </w:rFonts>
+      <w:rFonts w:ascii="黑体" w:eastAsia="黑体" w:hAnsi="黑体"/>
       <w:b/>
       <w:bCs/>
       <w:sz w:val="28"/>
@@ -1318,9 +1312,7 @@
       <w:outlineLvl w:val="2"/>
     </w:pPr>
     <w:rPr>
-      <w:rFonts w:ascii="黑体" w:eastAsia="黑体" w:hAnsi="黑体">
-        <w:altName w:val="Noto Sans CJK SC"/>
-      </w:rFonts>
+      <w:rFonts w:ascii="黑体" w:eastAsia="黑体" w:hAnsi="黑体"/>
       <w:b/>
       <w:bCs/>
       <w:sz w:val="24"/>
@@ -1342,9 +1334,7 @@
       <w:outlineLvl w:val="3"/>
     </w:pPr>
     <w:rPr>
-      <w:rFonts w:ascii="楷体" w:eastAsia="楷体" w:hAnsi="楷体">
-        <w:altName w:val="Noto Sans CJK SC"/>
-      </w:rFonts>
+      <w:rFonts w:ascii="楷体" w:eastAsia="楷体" w:hAnsi="楷体"/>
       <w:b/>
       <w:bCs/>
       <w:sz w:val="24"/>
